--- a/0-Tong-Quan-Chuyen-Giao.docx
+++ b/0-Tong-Quan-Chuyen-Giao.docx
@@ -27,10 +27,7 @@
         <w:pStyle w:val="FirstParagraph"/>
       </w:pPr>
       <w:r>
-        <w:rPr>
-          <w:b/>
-        </w:rPr>
-        <w:t xml:space="preserve">Phiên bản 2026.06</w:t>
+        <w:t>Phiên bản 2026.10</w:t>
       </w:r>
     </w:p>
     <w:p>
@@ -107,16 +104,7 @@
         <w:pStyle w:val="BodyText"/>
       </w:pPr>
       <w:r>
-        <w:rPr>
-          <w:b/>
-        </w:rPr>
-        <w:t xml:space="preserve">Bộ 03 · Vibecode Kit v6.</w:t>
-      </w:r>
-      <w:r>
-        <w:t xml:space="preserve"> </w:t>
-      </w:r>
-      <w:r>
-        <w:t xml:space="preserve">Khung làm việc để xây sản phẩm phần mềm hoặc giải pháp số bằng cách điều phối AI agent thay vì viết code thủ công. Ba vai trò, quy trình tự co giãn theo độ phức tạp tác vụ, chu trình thẻ dự đoán và hiệu chỉnh. Phù hợp với sinh viên có thể chưa thuần thục một ngôn ngữ lập trình cụ thể nhưng có khả năng phân tích vấn đề và phán xử.</w:t>
+        <w:t>Bộ 03 · Vibecode Kit v6.1. Khung làm việc điều phối AI agent xây dựng sản phẩm phần mềm hoặc giải pháp số (tích hợp gstack v1.91.185.0 và AgentKit akkit v2.x-4.x). Ba vai trò (Chủ thầu, Thợ thi công, Chủ nhà) cộng Kongming Giám sát và Arbiter C3 Chấm chéo, kỷ luật bằng chứng Fable 5.1 (OBSERVED/DERIVED/PRIOR/ASSUMED) và WTREE_FINGERPRINT, cô lập worktree song song, cổng duyệt kế hoạch 4-Lens Autoplan, Dual-Stage Ship (Beta sang Stable) và thẻ hiệu chỉnh Calibration Card 100 điểm.</w:t>
       </w:r>
     </w:p>
     <w:p>
@@ -346,7 +334,7 @@
         <w:pStyle w:val="FirstParagraph"/>
       </w:pPr>
       <w:r>
-        <w:t xml:space="preserve">Phiên bản hiện hành là 2026.06. Mỗi bộ có thể được cập nhật độc lập. Phiên bản ghi trong README mỗi bộ. Khi áp dụng vào dự án sinh viên, ghi lại phiên bản đã dùng trong báo cáo dự án để khi có thay đổi sau này còn truy ngược được.</w:t>
+        <w:t>Phiên bản hiện hành là 2026.10 (Bộ 03 nâng cấp lên v6.1). Mỗi bộ có thể được cập nhật độc lập. Phiên bản ghi trong README mỗi bộ. Khi áp dụng vào dự án sinh viên, ghi lại phiên bản đã dùng trong báo cáo dự án để khi có thay đổi sau này còn truy ngược được.</w:t>
       </w:r>
     </w:p>
     <w:p>

--- a/0-Tong-Quan-Chuyen-Giao.docx
+++ b/0-Tong-Quan-Chuyen-Giao.docx
@@ -70,16 +70,7 @@
         <w:pStyle w:val="FirstParagraph"/>
       </w:pPr>
       <w:r>
-        <w:rPr>
-          <w:b/>
-        </w:rPr>
-        <w:t xml:space="preserve">Bộ 01 · Phương pháp tinh lọc và làm giàu thông tin từ internet.</w:t>
-      </w:r>
-      <w:r>
-        <w:t xml:space="preserve"> </w:t>
-      </w:r>
-      <w:r>
-        <w:t xml:space="preserve">Khung làm việc đa giai đoạn để biến thông tin thô thu thập từ internet thành tri thức có chất lượng kiểm chứng được. Dùng cho nghiên cứu thị trường, phân tích đối thủ cạnh tranh, tổng quan tài liệu, due diligence và phân tích xu hướng. Đầu vào là kết quả tìm kiếm hỗn loạn. Đầu ra là một tập sự thật có nguồn, có phân hạng tin cậy, không trùng lặp, có đối chiếu chéo.</w:t>
+        <w:t>Bộ 01 · Tinh lọc và làm giàu thông tin từ internet (v2.0 · 2026.10). Khung làm việc 7 giai đoạn biến thông tin thô từ internet thành tập thẻ sự thật nguyên tử (Fact Cards) có nguồn gốc độc lập, tích hợp định tuyến tìm kiếm đa tín hiệu (unified-search / tavily-*), lọc cô lập ngữ cảnh kiểu PTC, cào trình duyệt chỉ đọc (gstack /scrape + /skillify), kỷ luật nhận định Fable 5.1, kiểm tra chống phòng vang (Echo-Chamber Check), phán xử xung đột qua thẻ Decision Brief D&lt;N&gt; và cổng kiểm tra định lượng.</w:t>
       </w:r>
     </w:p>
     <w:p>
@@ -87,16 +78,7 @@
         <w:pStyle w:val="BodyText"/>
       </w:pPr>
       <w:r>
-        <w:rPr>
-          <w:b/>
-        </w:rPr>
-        <w:t xml:space="preserve">Bộ 02 · Kernel Registry và nguồn sự thật.</w:t>
-      </w:r>
-      <w:r>
-        <w:t xml:space="preserve"> </w:t>
-      </w:r>
-      <w:r>
-        <w:t xml:space="preserve">Khung tổ chức tri thức trong một tổ chức theo bốn xuất xứ. Sự thật lưu sẵn, sự thật dẫn xuất, sự thật rút từ văn bản pháp quy, phán xét tự do. Mỗi xuất xứ có chế độ tin riêng và lưu trong kho riêng. Ngăn tình trạng một sổ cái duy nhất chồng lấn mọi loại tri thức.</w:t>
+        <w:t>Bộ 02 · Kernel Registry và nguồn sự thật đa xuất xứ (v2.0 · 2026.10). Khung tổ chức tri thức theo bốn xuất xứ (L1 lưu sẵn, L2 dẫn xuất tất định, L3 nghĩa vụ pháp quy, L4 phong cách tự do) trong ba kho chuyên biệt. Tích hợp kiểm toán độ tươi bằng mã băm SHA-256 (FRESH/STALE/EXPIRED), bộ tính công thức L2 bằng script, chỉ mục phụ thuộc phân tầng (CSV -&gt; ak-graphify -&gt; gstack /sync-gbrain), khóa phạm vi chỉ sao chép (Copy-Only Scope Freeze) và cầu nối tự động liên thông Bộ 01 -&gt; Bộ 02 -&gt; Bộ 03.</w:t>
       </w:r>
     </w:p>
     <w:p>
@@ -334,7 +316,7 @@
         <w:pStyle w:val="FirstParagraph"/>
       </w:pPr>
       <w:r>
-        <w:t>Phiên bản hiện hành là 2026.10 (Bộ 03 nâng cấp lên v6.1). Mỗi bộ có thể được cập nhật độc lập. Phiên bản ghi trong README mỗi bộ. Khi áp dụng vào dự án sinh viên, ghi lại phiên bản đã dùng trong báo cáo dự án để khi có thay đổi sau này còn truy ngược được.</w:t>
+        <w:t>Phiên bản hiện hành của cả ba bộ là 2026.10 (Bộ 01 v2.0, Bộ 02 v2.0 và Bộ 03 v6.1). Mỗi bộ có thể được cập nhật độc lập hoặc vận hành liên hoàn. Khi áp dụng vào dự án, ghi lại phiên bản đã dùng trong báo cáo dự án để truy vết.</w:t>
       </w:r>
     </w:p>
     <w:p>

--- a/0-Tong-Quan-Chuyen-Giao.docx
+++ b/0-Tong-Quan-Chuyen-Giao.docx
@@ -2,6 +2,14 @@
 <file path=word/document.xml><?xml version="1.0" encoding="utf-8"?>
 <w:document xmlns:wpc="http://schemas.microsoft.com/office/word/2010/wordprocessingCanvas" xmlns:mo="http://schemas.microsoft.com/office/mac/office/2008/main" xmlns:mc="http://schemas.openxmlformats.org/markup-compatibility/2006" xmlns:mv="urn:schemas-microsoft-com:mac:vml" xmlns:o="urn:schemas-microsoft-com:office:office" xmlns:r="http://schemas.openxmlformats.org/officeDocument/2006/relationships" xmlns:m="http://schemas.openxmlformats.org/officeDocument/2006/math" xmlns:v="urn:schemas-microsoft-com:vml" xmlns:wp14="http://schemas.microsoft.com/office/word/2010/wordprocessingDrawing" xmlns:wp="http://schemas.openxmlformats.org/drawingml/2006/wordprocessingDrawing" xmlns:w10="urn:schemas-microsoft-com:office:word" xmlns:w="http://schemas.openxmlformats.org/wordprocessingml/2006/main" xmlns:w14="http://schemas.microsoft.com/office/word/2010/wordml" xmlns:wpg="http://schemas.microsoft.com/office/word/2010/wordprocessingGroup" xmlns:wpi="http://schemas.microsoft.com/office/word/2010/wordprocessingInk" xmlns:wne="http://schemas.microsoft.com/office/word/2006/wordml" xmlns:wps="http://schemas.microsoft.com/office/word/2010/wordprocessingShape" mc:Ignorable="w14 wp14">
   <w:body>
+    <w:p>
+      <w:pPr>
+        <w:pStyle w:val="Title"/>
+      </w:pPr>
+      <w:r>
+        <w:t>AI-Native Methods · Tổng Quan Chuyển Giao &amp; Định Tuyến Công Cụ (2026.10)</w:t>
+      </w:r>
+    </w:p>
     <w:p>
       <w:pPr>
         <w:pStyle w:val="Heading1"/>
@@ -28,11 +36,6 @@
     <w:p>
       <w:r>
         <w:t>Bộ tài liệu chuyển giao ba phương pháp làm việc với AI cho sinh viên, giảng viên đại học và các nhóm phát triển sản phẩm. Mọi thương hiệu cụ thể đã được loại bỏ. Mỗi phương pháp đứng độc lập, có thể áp dụng riêng hoặc kết hợp thành một chuỗi liên hoàn từ thu thập tri thức internet, tổ chức nguồn sự thật nội bộ cho tới xây dựng và phát hành phần mềm.</w:t>
-      </w:r>
-    </w:p>
-    <w:p>
-      <w:r>
-        <w:t>---</w:t>
       </w:r>
     </w:p>
     <w:p>
@@ -136,28 +139,32 @@
       </w:r>
     </w:p>
     <w:p>
+      <w:pPr>
+        <w:pStyle w:val="ListBullet"/>
+      </w:pPr>
       <w:r>
-        <w:t>- **`tools/unified-search-mcp/`** chứa máy chủ MCP `Unified Search Pool v2.0` (định tuyến đa tín hiệu 8 chế độ qua `Tavily`, `Exa` và `Linkup` kèm xoay vòng khóa Round-Robin và mẫu `.mcp_env.example`).</w:t>
+        <w:t>**`tools/unified-search-mcp/`** chứa máy chủ MCP `Unified Search Pool v2.0` (định tuyến đa tín hiệu 8 chế độ qua `Tavily`, `Exa` và `Linkup` kèm xoay vòng khóa Round-Robin và mẫu `.mcp_env.example`).</w:t>
+      </w:r>
+    </w:p>
+    <w:p>
+      <w:pPr>
+        <w:pStyle w:val="ListBullet"/>
+      </w:pPr>
+      <w:r>
+        <w:t>**`tools/skills/`** chứa **58 kỹ năng phụ trợ (`Companion Skills`)** gồm 8 kỹ năng `tavily-*`, 19 kỹ năng `akkit` (`ak-fable-thinking`, `ak-graphify`, `ak-orchestrate`, `ak-ship`...) và 31 kỹ năng `gstack` (`scrape`, `skillify`, `setup-gbrain`, `sync-gbrain`, `autoplan`, `qa`, `cso`...).</w:t>
+      </w:r>
+    </w:p>
+    <w:p>
+      <w:pPr>
+        <w:pStyle w:val="ListBullet"/>
+      </w:pPr>
+      <w:r>
+        <w:t>**`tools/gstack-bin/`** và **`tools/hooks/`** chứa 21 tiện ích dòng lệnh (`gstack-wtree`, `gstack-evidence`, `gstack-verify-gate`...) và 13 mô-đun kiểm định hợp đồng PR (`pr-body-contract.cjs`, `writing-language.cjs`...).</w:t>
       </w:r>
     </w:p>
     <w:p>
       <w:r>
-        <w:t>- **`tools/skills/`** chứa **58 kỹ năng phụ trợ (`Companion Skills`)** gồm 8 kỹ năng `tavily-*`, 19 kỹ năng `akkit` (`ak-fable-thinking`, `ak-graphify`, `ak-orchestrate`, `ak-ship`...) và 31 kỹ năng `gstack` (`scrape`, `skillify`, `setup-gbrain`, `sync-gbrain`, `autoplan`, `qa`, `cso`...).</w:t>
-      </w:r>
-    </w:p>
-    <w:p>
-      <w:r>
-        <w:t>- **`tools/gstack-bin/`** và **`tools/hooks/`** chứa 21 tiện ích dòng lệnh (`gstack-wtree`, `gstack-evidence`, `gstack-verify-gate`...) và 13 mô-đun kiểm định hợp đồng PR (`pr-body-contract.cjs`, `writing-language.cjs`...).</w:t>
-      </w:r>
-    </w:p>
-    <w:p>
-      <w:r>
-        <w:t>📂 [`tools/`](./tools/)</w:t>
-      </w:r>
-    </w:p>
-    <w:p>
-      <w:r>
-        <w:t>---</w:t>
+        <w:t>📂 [`tools/`](./tools/) · 📖 [`docs/`](./docs/) (Tài liệu hướng dẫn cấu hình API Key Pool &amp; mở rộng công cụ theo chuẩn Diataxis: [Tutorial 15 phút](./docs/tutorial-first-15-minutes-with-tools.md) · [How-To thêm API Key &amp; thêm Provider mới](./docs/how-to-configure-and-extend-api-tools.md) · [Reference kỹ thuật](./docs/reference-tools-and-api-config.md) · [Giải thích kiến trúc](./docs/explanation-multi-signal-router-and-key-pool.md))</w:t>
       </w:r>
     </w:p>
     <w:p>
@@ -174,58 +181,27 @@
       </w:r>
     </w:p>
     <w:p>
-      <w:r>
-        <w:t>```</w:t>
-      </w:r>
-    </w:p>
-    <w:p>
+      <w:pPr>
+        <w:pStyle w:val="NoSpacing"/>
+      </w:pPr>
       <w:r>
         <w:t>Bo-XX-Ten-Phuong-Phap/</w:t>
-      </w:r>
-    </w:p>
-    <w:p>
-      <w:r>
+        <w:br/>
         <w:t>├── README.md            Tổng quan ngắn</w:t>
-      </w:r>
-    </w:p>
-    <w:p>
-      <w:r>
+        <w:br/>
         <w:t>├── Methodology.md       Triết lý và phương pháp chi tiết</w:t>
-      </w:r>
-    </w:p>
-    <w:p>
-      <w:r>
+        <w:br/>
         <w:t>├── Architecture.md      Kiến trúc kỹ thuật và thành phần</w:t>
-      </w:r>
-    </w:p>
-    <w:p>
-      <w:r>
+        <w:br/>
         <w:t>├── SKILL.md             Đặc tả skill để cài vào Claude, Antigravity hoặc agent khác</w:t>
-      </w:r>
-    </w:p>
-    <w:p>
-      <w:r>
+        <w:br/>
         <w:t>├── Quick-Start.md       Hướng dẫn bắt đầu trong 10 đến 20 phút</w:t>
-      </w:r>
-    </w:p>
-    <w:p>
-      <w:r>
+        <w:br/>
         <w:t>├── templates/           Bản mẫu sẵn dùng</w:t>
-      </w:r>
-    </w:p>
-    <w:p>
-      <w:r>
+        <w:br/>
         <w:t>├── references/          Tài liệu giao thức chuyên sâu (nạp theo ngữ cảnh)</w:t>
-      </w:r>
-    </w:p>
-    <w:p>
-      <w:r>
+        <w:br/>
         <w:t>└── examples/            Ví dụ thực chiến từ đầu đến cuối</w:t>
-      </w:r>
-    </w:p>
-    <w:p>
-      <w:r>
-        <w:t>```</w:t>
       </w:r>
     </w:p>
     <w:p>
@@ -234,18 +210,19 @@
       </w:r>
     </w:p>
     <w:p>
+      <w:pPr>
+        <w:pStyle w:val="ListBullet"/>
+      </w:pPr>
       <w:r>
-        <w:t>- **File `.docx`** ở root repo. Bản tài liệu cho người đọc, mở được trên Word, Pages, Google Docs.</w:t>
+        <w:t>**File `.docx`** ở root repo. Bản tài liệu cho người đọc, mở được trên Word, Pages, Google Docs.</w:t>
       </w:r>
     </w:p>
     <w:p>
+      <w:pPr>
+        <w:pStyle w:val="ListBullet"/>
+      </w:pPr>
       <w:r>
-        <w:t>- **File `.skill`** ở root repo. Bản đóng gói zip của `SKILL.md` cùng các thư mục `templates/`, `references/` và `examples/`. Cài vào Claude hoặc hệ thống AI agent bằng cách nạp file vào mục Skills.</w:t>
-      </w:r>
-    </w:p>
-    <w:p>
-      <w:r>
-        <w:t>---</w:t>
+        <w:t>**File `.skill`** ở root repo. Bản đóng gói zip của `SKILL.md` cùng các thư mục `templates/`, `references/` và `examples/`. Cài vào Claude hoặc hệ thống AI agent bằng cách nạp file vào mục Skills.</w:t>
       </w:r>
     </w:p>
     <w:p>
@@ -331,38 +308,23 @@
       </w:r>
     </w:p>
     <w:p>
-      <w:r>
-        <w:t xml:space="preserve">   ```bash</w:t>
-      </w:r>
-    </w:p>
-    <w:p>
+      <w:pPr>
+        <w:pStyle w:val="NoSpacing"/>
+      </w:pPr>
       <w:r>
         <w:t xml:space="preserve">   chmod +x tools/install-all.sh</w:t>
-      </w:r>
-    </w:p>
-    <w:p>
-      <w:r>
+        <w:br/>
         <w:t xml:space="preserve">   ./tools/install-all.sh</w:t>
       </w:r>
     </w:p>
     <w:p>
       <w:r>
-        <w:t xml:space="preserve">   ```</w:t>
-      </w:r>
-    </w:p>
-    <w:p>
-      <w:r>
-        <w:t xml:space="preserve">   Script sẽ cài đặt cả 3 Bộ Phương Pháp cốt lõi, 58 kỹ năng phụ trợ (`tavily-*`, `ak-*`, `gstack`), 21 tiện ích `gstack-bin`, 13 `hooks` và khởi tạo máy chủ MCP `unified-search` kèm file mẫu `~/.mcp_env`.</w:t>
+        <w:t>Script sẽ cài đặt cả 3 Bộ Phương Pháp cốt lõi, 58 kỹ năng phụ trợ (`tavily-*`, `ak-*`, `gstack`), 21 tiện ích `gstack-bin`, 13 `hooks` và khởi tạo máy chủ MCP `unified-search` kèm file mẫu `~/.mcp_env`.</w:t>
       </w:r>
     </w:p>
     <w:p>
       <w:r>
         <w:t>2. Nếu dùng Claude Desktop / Web, bạn cũng có thể tải trực tiếp các file `.skill` ở thư mục gốc (`internet-info-refinement.skill`, `kernel-registry-sot.skill`, `vibecode-kit-v6.skill`) vào mục Settings → Capabilities → Skills.</w:t>
-      </w:r>
-    </w:p>
-    <w:p>
-      <w:r>
-        <w:t>---</w:t>
       </w:r>
     </w:p>
     <w:p>
@@ -399,11 +361,6 @@
       </w:r>
     </w:p>
     <w:p>
-      <w:r>
-        <w:t>---</w:t>
-      </w:r>
-    </w:p>
-    <w:p>
       <w:pPr>
         <w:pStyle w:val="Heading2"/>
       </w:pPr>
@@ -417,88 +374,40 @@
       </w:r>
     </w:p>
     <w:p>
-      <w:r>
-        <w:t>```</w:t>
-      </w:r>
-    </w:p>
-    <w:p>
+      <w:pPr>
+        <w:pStyle w:val="NoSpacing"/>
+      </w:pPr>
       <w:r>
         <w:t>Bộ 01 v2.0 (Tinh lọc thông tin từ internet · PTC + Echo-Chamber Check)</w:t>
-      </w:r>
-    </w:p>
-    <w:p>
-      <w:r>
+        <w:br/>
         <w:t xml:space="preserve">   │</w:t>
-      </w:r>
-    </w:p>
-    <w:p>
-      <w:r>
+        <w:br/>
         <w:t xml:space="preserve">   │  Fact Cards hạng verified (exact_quote + content_hash)</w:t>
-      </w:r>
-    </w:p>
-    <w:p>
-      <w:r>
+        <w:br/>
         <w:t xml:space="preserve">   ▼</w:t>
-      </w:r>
-    </w:p>
-    <w:p>
-      <w:r>
+        <w:br/>
         <w:t>Bộ 02 v2.0 (Kernel Registry SOT · SHA-256 Freshness + L2 Tất định)</w:t>
-      </w:r>
-    </w:p>
-    <w:p>
-      <w:r>
+        <w:br/>
         <w:t xml:space="preserve">   │</w:t>
-      </w:r>
-    </w:p>
-    <w:p>
-      <w:r>
+        <w:br/>
         <w:t xml:space="preserve">   │  Con trỏ [L1-*], [L2-*], [OBL-*], [L4-*] trạng thái FRESH</w:t>
-      </w:r>
-    </w:p>
-    <w:p>
-      <w:r>
+        <w:br/>
         <w:t xml:space="preserve">   ▼</w:t>
-      </w:r>
-    </w:p>
-    <w:p>
-      <w:r>
+        <w:br/>
         <w:t>Bộ 03 v6.1 (Vibecode Kit · Worktree Isolation + Arbiter C3 + Dual-Stage Ship)</w:t>
-      </w:r>
-    </w:p>
-    <w:p>
-      <w:r>
+        <w:br/>
         <w:t xml:space="preserve">   │</w:t>
-      </w:r>
-    </w:p>
-    <w:p>
-      <w:r>
+        <w:br/>
         <w:t xml:space="preserve">   │  Sản phẩm phần mềm + WTREE_FINGERPRINT + Calibration Card 100 điểm</w:t>
-      </w:r>
-    </w:p>
-    <w:p>
-      <w:r>
+        <w:br/>
         <w:t xml:space="preserve">   ▼</w:t>
-      </w:r>
-    </w:p>
-    <w:p>
-      <w:r>
+        <w:br/>
         <w:t>Deliverable cuối đã kiểm chứng toàn diện</w:t>
       </w:r>
     </w:p>
     <w:p>
       <w:r>
-        <w:t>```</w:t>
-      </w:r>
-    </w:p>
-    <w:p>
-      <w:r>
         <w:t>Không bắt buộc dùng cả ba cùng lúc. Mỗi bộ đều có thể vận hành độc lập.</w:t>
-      </w:r>
-    </w:p>
-    <w:p>
-      <w:r>
-        <w:t>---</w:t>
       </w:r>
     </w:p>
     <w:p>
@@ -510,28 +419,35 @@
       </w:r>
     </w:p>
     <w:p>
+      <w:pPr>
+        <w:pStyle w:val="ListBullet"/>
+      </w:pPr>
       <w:r>
-        <w:t>- Sinh viên thạc sĩ và cử nhân năm cuối các ngành Phân tích dữ liệu, Trí tuệ nhân tạo, Khoa học máy tính, Hệ thống thông tin, Kinh tế lượng.</w:t>
+        <w:t>Sinh viên thạc sĩ và cử nhân năm cuối các ngành Phân tích dữ liệu, Trí tuệ nhân tạo, Khoa học máy tính, Hệ thống thông tin, Kinh tế lượng.</w:t>
       </w:r>
     </w:p>
     <w:p>
+      <w:pPr>
+        <w:pStyle w:val="ListBullet"/>
+      </w:pPr>
       <w:r>
-        <w:t>- Giảng viên hướng dẫn đồ án tốt nghiệp và luận văn.</w:t>
+        <w:t>Giảng viên hướng dẫn đồ án tốt nghiệp và luận văn.</w:t>
       </w:r>
     </w:p>
     <w:p>
+      <w:pPr>
+        <w:pStyle w:val="ListBullet"/>
+      </w:pPr>
       <w:r>
-        <w:t>- Nhóm khởi nghiệp và kỹ sư phát triển sản phẩm theo mô hình AI-Native.</w:t>
+        <w:t>Nhóm khởi nghiệp và kỹ sư phát triển sản phẩm theo mô hình AI-Native.</w:t>
       </w:r>
     </w:p>
     <w:p>
+      <w:pPr>
+        <w:pStyle w:val="ListBullet"/>
+      </w:pPr>
       <w:r>
-        <w:t>- Nghiên cứu sinh áp dụng vào đề tài thực nghiệm cá nhân.</w:t>
-      </w:r>
-    </w:p>
-    <w:p>
-      <w:r>
-        <w:t>---</w:t>
+        <w:t>Nghiên cứu sinh áp dụng vào đề tài thực nghiệm cá nhân.</w:t>
       </w:r>
     </w:p>
     <w:p>
@@ -545,11 +461,6 @@
     <w:p>
       <w:r>
         <w:t>Phiên bản hiện hành của toàn bộ kho tài liệu là **2026.10** (Bộ 01 v2.0, Bộ 02 v2.0 và Bộ 03 v6.1). Khi áp dụng vào dự án, vui lòng ghi rõ phiên bản đã sử dụng trong báo cáo để thuận tiện đối chiếu.</w:t>
-      </w:r>
-    </w:p>
-    <w:p>
-      <w:r>
-        <w:t>---</w:t>
       </w:r>
     </w:p>
     <w:p>
@@ -571,23 +482,27 @@
       </w:r>
     </w:p>
     <w:p>
+      <w:pPr>
+        <w:pStyle w:val="ListBullet"/>
+      </w:pPr>
       <w:r>
-        <w:t>- Không dùng dấu gạch ngang dài (em-dash) trong markdown (thay bằng dấu chấm, dấu phẩy hoặc dấu chấm giữa `·`)</w:t>
+        <w:t>Không dùng dấu gạch ngang dài (em-dash) trong markdown (thay bằng dấu chấm, dấu phẩy hoặc dấu chấm giữa `·`)</w:t>
       </w:r>
     </w:p>
     <w:p>
+      <w:pPr>
+        <w:pStyle w:val="ListBullet"/>
+      </w:pPr>
       <w:r>
-        <w:t>- Không đặt dấu phẩy trước chữ "và"</w:t>
+        <w:t>Không đặt dấu phẩy trước chữ "và"</w:t>
       </w:r>
     </w:p>
     <w:p>
+      <w:pPr>
+        <w:pStyle w:val="ListBullet"/>
+      </w:pPr>
       <w:r>
-        <w:t>- Không lạm dụng dấu hai chấm trong câu văn xuôi</w:t>
-      </w:r>
-    </w:p>
-    <w:p>
-      <w:r>
-        <w:t>---</w:t>
+        <w:t>Không lạm dụng dấu hai chấm trong câu văn xuôi</w:t>
       </w:r>
     </w:p>
     <w:p>
@@ -606,11 +521,6 @@
     <w:p>
       <w:r>
         <w:t>Copyright © 2026 Nguyễn Cảnh Lâm</w:t>
-      </w:r>
-    </w:p>
-    <w:p>
-      <w:r>
-        <w:t>---</w:t>
       </w:r>
     </w:p>
     <w:p>
@@ -642,11 +552,6 @@
       </w:r>
     </w:p>
     <w:p>
-      <w:r>
-        <w:t>---</w:t>
-      </w:r>
-    </w:p>
-    <w:p>
       <w:pPr>
         <w:pStyle w:val="Heading2"/>
       </w:pPr>
@@ -660,28 +565,224 @@
       </w:r>
     </w:p>
     <w:p>
+      <w:pPr>
+        <w:pStyle w:val="NoSpacing"/>
+      </w:pPr>
       <w:r>
-        <w:t>```</w:t>
+        <w:t>Nguyễn, C. L. (2026). AI-Native Methods · Ba phương pháp làm việc với AI</w:t>
+        <w:br/>
+        <w:t>(Version 2026.10 · Bộ 01 v2.0, Bộ 02 v2.0, Bộ 03 v6.1) [Computer software]. GitHub.</w:t>
+        <w:br/>
+        <w:t>https://github.com/lucas-dunght/ai-native-methods</w:t>
+      </w:r>
+    </w:p>
+    <w:p>
+      <w:pPr>
+        <w:pStyle w:val="Heading1"/>
+      </w:pPr>
+      <w:r>
+        <w:t>CLAUDE.md · Chỉ Dẫn Điều Phối AI Agent Cho Kho Lưu Trữ `ai-native-methods` (`2026.10`)</w:t>
       </w:r>
     </w:p>
     <w:p>
       <w:r>
-        <w:t>Nguyễn, C. L. (2026). AI-Native Methods · Ba phương pháp làm việc với AI</w:t>
+        <w:t>Kho lưu trữ này chứa **3 Bộ Phương Pháp Làm Việc Cùng AI** cùng toàn bộ hệ sinh thái công cụ thực thi nằm trong thư mục [`tools/`](./tools/) và bộ tài liệu hướng dẫn kỹ thuật trong [`docs/`](./docs/).</w:t>
+      </w:r>
+    </w:p>
+    <w:p>
+      <w:pPr>
+        <w:pStyle w:val="Heading2"/>
+      </w:pPr>
+      <w:r>
+        <w:t>1. Cấu Trúc Kho Lưu Trữ &amp; Khởi Tạo Nhanh</w:t>
+      </w:r>
+    </w:p>
+    <w:p>
+      <w:pPr>
+        <w:pStyle w:val="ListBullet"/>
+      </w:pPr>
+      <w:r>
+        <w:t>`Bo-01-Tinh-Loc-Thong-Tin-Internet/` (`internet-info-refinement` v2.0): Phương pháp tinh lọc và làm giàu thông tin từ internet qua 7 giai đoạn.</w:t>
+      </w:r>
+    </w:p>
+    <w:p>
+      <w:pPr>
+        <w:pStyle w:val="ListBullet"/>
+      </w:pPr>
+      <w:r>
+        <w:t>`Bo-02-Kernel-Registry-SOT/` (`kernel-registry-sot` v2.0): Phương pháp quản trị Nguồn Sự Thật Đa Xuất Xứ (`L1 / L2 / L3 / L4`).</w:t>
+      </w:r>
+    </w:p>
+    <w:p>
+      <w:pPr>
+        <w:pStyle w:val="ListBullet"/>
+      </w:pPr>
+      <w:r>
+        <w:t>`Bo-03-Vibecode-Kit-v6/` (`vibecode-kit-v6` v6.1): Phương pháp xây dựng và phát hành phần mềm điều phối đa tác tử theo 8 bước co giãn theo tầng rủi ro `R0..R3`.</w:t>
+      </w:r>
+    </w:p>
+    <w:p>
+      <w:pPr>
+        <w:pStyle w:val="ListBullet"/>
+      </w:pPr>
+      <w:r>
+        <w:t>`tools/`: Chứa trình cài đặt 1 lệnh `./tools/install-all.sh`, máy chủ MCP `unified-search` (`tools/unified-search-mcp/`), 58 kỹ năng phụ trợ (`tools/skills/{tavily,akkit,gstack}/`), 21 tiện ích dòng lệnh (`tools/gstack-bin/`) và 13 mô-đun kiểm định (`tools/hooks/`).</w:t>
+      </w:r>
+    </w:p>
+    <w:p>
+      <w:pPr>
+        <w:pStyle w:val="ListBullet"/>
+      </w:pPr>
+      <w:r>
+        <w:t>`docs/`: Bộ tài liệu hướng dẫn công cụ và cấu hình API theo chuẩn Diataxis 4 góc nhìn (`Tutorial`, `How-To`, `Reference`, `Explanation`).</w:t>
+      </w:r>
+    </w:p>
+    <w:p>
+      <w:pPr>
+        <w:pStyle w:val="Heading2"/>
+      </w:pPr>
+      <w:r>
+        <w:t>2. Quy Tắc An Ninh &amp; Bảo Mật Khóa API (`Zero-Secret Policy`)</w:t>
       </w:r>
     </w:p>
     <w:p>
       <w:r>
-        <w:t>(Version 2026.10 · Bộ 01 v2.0, Bộ 02 v2.0, Bộ 03 v6.1) [Computer software]. GitHub.</w:t>
+        <w:t>1. **Không bao giờ đưa API Key hoặc Token vào Git.** Mọi khóa API (`TAVILY_KEY_POOL`, `EXA_KEY_POOL`, `LINKUP_KEY_POOL`, `TAVILY_API_KEY`, `GEMINI_API_KEY`, `OPENAI_API_KEY`) bắt buộc lưu tại `~/.mcp_env` (quyền `0600`, nằm ngoài kho lưu trữ). Trong kho lưu trữ chỉ lưu file mẫu [`tools/unified-search-mcp/.mcp_env.example`](./tools/unified-search-mcp/.mcp_env.example).</w:t>
       </w:r>
     </w:p>
     <w:p>
       <w:r>
-        <w:t>https://github.com/lucas-dunght/ai-native-methods</w:t>
+        <w:t>2. **Kiểm tra chống rò rỉ trước khi commit/push.** Luôn chạy kiểm tra bằng `./tools/gstack-bin/gstack-redact` hoặc xác nhận không có chuỗi khóa thật trước khi đẩy mã nguồn lên GitHub.</w:t>
       </w:r>
     </w:p>
     <w:p>
       <w:r>
-        <w:t>```</w:t>
+        <w:t>3. **Quy tắc văn phong kho lưu trữ (`Constraint Loop`).** Mọi tài liệu Markdown tiếng Việt trong kho lưu trữ này tuân thủ hai quy tắc cơ học:</w:t>
+      </w:r>
+    </w:p>
+    <w:p>
+      <w:pPr>
+        <w:pStyle w:val="ListBullet"/>
+      </w:pPr>
+      <w:r>
+        <w:t>Không sử dụng dấu gạch ngang dài (`em-dash`). Thay bằng dấu chấm, dấu phẩy hoặc dấu chấm giữa `·`.</w:t>
+      </w:r>
+    </w:p>
+    <w:p>
+      <w:pPr>
+        <w:pStyle w:val="ListBullet"/>
+      </w:pPr>
+      <w:r>
+        <w:t>Không đặt dấu phẩy ngay trước chữ `"và"`.</w:t>
+      </w:r>
+    </w:p>
+    <w:p>
+      <w:pPr>
+        <w:pStyle w:val="Heading2"/>
+      </w:pPr>
+      <w:r>
+        <w:t>3. Bảng Định Tuyến Kỹ Năng (`Skill Routing`)</w:t>
+      </w:r>
+    </w:p>
+    <w:p>
+      <w:r>
+        <w:t>Khi yêu cầu của người dùng khớp với một trong các tác vụ dưới đây, hãy ưu tiên kích hoạt kỹ năng tương ứng đã được cài đặt từ kho lưu trữ này:</w:t>
+      </w:r>
+    </w:p>
+    <w:p>
+      <w:pPr>
+        <w:pStyle w:val="Heading3"/>
+      </w:pPr>
+      <w:r>
+        <w:t>3.1. Định tuyến 3 Bộ Phương Pháp Cốt Lõi</w:t>
+      </w:r>
+    </w:p>
+    <w:p>
+      <w:pPr>
+        <w:pStyle w:val="ListBullet"/>
+      </w:pPr>
+      <w:r>
+        <w:t>Thu thập, kiểm chứng chéo thông tin từ internet, lập thẻ `Fact Card`, khử phòng vang trích dẫn (`Echo-Chamber Check`) -&gt; Kích hoạt **`/internet-info-refinement`** (`Bo-01-Tinh-Loc-Thong-Tin-Internet/SKILL.md`).</w:t>
+      </w:r>
+    </w:p>
+    <w:p>
+      <w:pPr>
+        <w:pStyle w:val="ListBullet"/>
+      </w:pPr>
+      <w:r>
+        <w:t>Tổ chức kho tri thức nội bộ theo 4 xuất xứ (`L1/L2/L3/L4`), kiểm toán mã băm SHA-256 (`FRESH/STALE/EXPIRED`), tính toán dẫn xuất `L2` tất định -&gt; Kích hoạt **`/kernel-registry-sot`** (`Bo-02-Kernel-Registry-SOT/SKILL.md`).</w:t>
+      </w:r>
+    </w:p>
+    <w:p>
+      <w:pPr>
+        <w:pStyle w:val="ListBullet"/>
+      </w:pPr>
+      <w:r>
+        <w:t>Điều phối dự án phần mềm từ khảo sát (`SCAN`), phỏng vấn ngược (`RRI`), thiết kế kiến trúc (`BLUEPRINT`), chia gói `TIP`, thi công đa `worktree` đến phát hành -&gt; Kích hoạt **`/vibecode-kit-v6`** (`Bo-03-Vibecode-Kit-v6/SKILL.md`).</w:t>
+      </w:r>
+    </w:p>
+    <w:p>
+      <w:pPr>
+        <w:pStyle w:val="Heading3"/>
+      </w:pPr>
+      <w:r>
+        <w:t>3.2. Định tuyến Hệ Sinh Thái Công Cụ Phụ Trợ (`tools/skills/`)</w:t>
+      </w:r>
+    </w:p>
+    <w:p>
+      <w:pPr>
+        <w:pStyle w:val="ListBullet"/>
+      </w:pPr>
+      <w:r>
+        <w:t>**Tìm kiếm đa tín hiệu &amp; lọc ngữ cảnh PTC:** Ưu tiên gọi MCP `unified-search` (`web_search`, `web_extract`, `pool_status`) kết hợp `/tavily-dynamic-search`, `/tavily-map`, `/tavily-crawl`, `/tavily-research`.</w:t>
+      </w:r>
+    </w:p>
+    <w:p>
+      <w:pPr>
+        <w:pStyle w:val="ListBullet"/>
+      </w:pPr>
+      <w:r>
+        <w:t>**Cào dữ liệu từ phiên trình duyệt đã đăng nhập:** Kích hoạt `/scrape` và đóng băng thành kỹ năng 200ms qua `/skillify` (dùng `/setup-browser-cookies` khi cần đồng bộ phiên).</w:t>
+      </w:r>
+    </w:p>
+    <w:p>
+      <w:pPr>
+        <w:pStyle w:val="ListBullet"/>
+      </w:pPr>
+      <w:r>
+        <w:t>**Xây dựng đồ thị tri thức &amp; đồng bộ GBrain:** Kích hoạt `/ak-graphify`, `/setup-gbrain` và `/sync-gbrain`.</w:t>
+      </w:r>
+    </w:p>
+    <w:p>
+      <w:pPr>
+        <w:pStyle w:val="ListBullet"/>
+      </w:pPr>
+      <w:r>
+        <w:t>**Phân tích chiến lược, kiến trúc &amp; duyệt kế hoạch 4 góc nhìn:** Kích hoạt `/ak-brainstorm`, `/ak-plan`, `/plan-ceo-review`, `/plan-eng-review`, `/plan-design-review`, `/plan-devex-review` hoặc `/autoplan`.</w:t>
+      </w:r>
+    </w:p>
+    <w:p>
+      <w:pPr>
+        <w:pStyle w:val="ListBullet"/>
+      </w:pPr>
+      <w:r>
+        <w:t>**Thi công, gỡ lỗi, kiểm thử &amp; kiểm toán bảo mật:** Kích hoạt `/ak-cook`, `/ak-fix`, `/ak-debug`, `/investigate`, `/qa`, `/qa-only`, `/test-audit`, `/ak-security` hoặc `/cso`.</w:t>
+      </w:r>
+    </w:p>
+    <w:p>
+      <w:pPr>
+        <w:pStyle w:val="ListBullet"/>
+      </w:pPr>
+      <w:r>
+        <w:t>**Điều phối song song, bàn giao phiên &amp; phát hành:** Kích hoạt `/ak-worktree`, `/ak-orchestrate`, `/ak-handoff`, `/context-save`, `/context-restore`, `/review`, `/ak-review-pr`, `/ak-ship`, `/ship` hoặc `/land-and-deploy`.</w:t>
+      </w:r>
+    </w:p>
+    <w:p>
+      <w:pPr>
+        <w:pStyle w:val="ListBullet"/>
+      </w:pPr>
+      <w:r>
+        <w:t>**Viết mới hoặc đồng bộ tài liệu kỹ thuật:** Kích hoạt `/document-generate` hoặc `/document-release`.</w:t>
       </w:r>
     </w:p>
     <w:sectPr>
